--- a/Маркетинг РМ Групп/Флагманский сайт/Тексты_Аутсорсинг_и_подстраницы.docx
+++ b/Маркетинг РМ Групп/Флагманский сайт/Тексты_Аутсорсинг_и_подстраницы.docx
@@ -125,8 +125,7 @@
           <w:color w:val="666666"/>
           <w:sz w:val="20"/>
         </w:rPr>
-        <w:t>Линейный персонал под ключ для бизнеса: подбор, управление, замены. Вся РФ, вахтовый метод. Расчёт за 4 часа.</w:t>
-        <w:br/>
+        <w:t>Линейный персонал под ключ для бизнеса: подбор, управление, замены. Вся РФ, вахтовый метод.</w:t>
       </w:r>
     </w:p>
     <w:p>
@@ -201,7 +200,7 @@
           <w:b/>
           <w:i w:val="0"/>
         </w:rPr>
-        <w:t>Кнопки на баннере: «Получить расчёт за 4 часа» (основная) / «Смотреть направления» (вторичная)</w:t>
+        <w:t>Кнопки на баннере: «Получить расчёт» (основная) / «Смотреть направления» (вторичная)</w:t>
       </w:r>
     </w:p>
     <w:p>
@@ -478,7 +477,7 @@
           <w:b/>
           <w:i w:val="0"/>
         </w:rPr>
-        <w:t>CTA-полоса под каталогом: «Нужно другое направление? Подберём персонал под вашу задачу» + кнопка «Получить расчёт за 4 часа»</w:t>
+        <w:t>CTA-полоса под каталогом: «Нужно другое направление? Подберём персонал под вашу задачу» + кнопка «Получить расчёт»</w:t>
       </w:r>
     </w:p>
     <w:p>
@@ -504,7 +503,7 @@
           <w:b w:val="0"/>
           <w:i w:val="0"/>
         </w:rPr>
-        <w:t>Текст: Проводим инвентаризации товарных остатков и ТМЦ для магазинов, складов и производств. Бригады счётчиков с оборудованием, работа в ночные часы и без остановки объекта. Точный результат — в отчёте на следующий день.</w:t>
+        <w:t>Текст: Пересчитываем товарные остатки и ТМЦ в магазинах, на складах и производствах. Выводим людей со своим оборудованием или работаем на вашем. В любое время суток — отчёт сразу после пересчёта.</w:t>
       </w:r>
     </w:p>
     <w:p>
@@ -523,7 +522,7 @@
           <w:color w:val="B01E2E"/>
           <w:sz w:val="20"/>
         </w:rPr>
-        <w:t>Инвентаризация в актуальной карте сайта — отдельный раздел (отв. Артем). Пока раздела нет, кнопка ведёт на форму заявки; после запуска раздела — перелинковать блок на его страницу. Формулировки блока сверить с Артемом (состав услуги, сроки отчёта).</w:t>
+        <w:t>Факты блока подтверждены 23.10.2026. Кнопка ведёт на /uslugi/inventarizaciya/ — перелинковать после запуска страницы.</w:t>
       </w:r>
     </w:p>
     <w:p>
@@ -774,7 +773,7 @@
           <w:b w:val="0"/>
           <w:i w:val="0"/>
         </w:rPr>
-        <w:t>Оставьте заявку — рассчитаем стоимость и предложим решение под ваш объект в течение 4 часов.</w:t>
+        <w:t>Оставьте заявку — рассчитаем стоимость и предложим решение под ваш объект.</w:t>
       </w:r>
     </w:p>
     <w:p>
@@ -847,8 +846,7 @@
           <w:color w:val="666666"/>
           <w:sz w:val="20"/>
         </w:rPr>
-        <w:t>Грузчики, кладовщики, комплектовщики для складов и РЦ. Трансфер, вахтовый метод, замены. Расчёт за 4 часа.</w:t>
-        <w:br/>
+        <w:t>Грузчики, кладовщики, комплектовщики для складов и РЦ. Трансфер, вахтовый метод, замены.</w:t>
       </w:r>
     </w:p>
     <w:p>
@@ -882,7 +880,7 @@
           <w:b/>
           <w:i w:val="0"/>
         </w:rPr>
-        <w:t>Кнопки на баннере: «Получить расчёт за 4 часа» (основная) / «Оставить заявку» (вторичная)</w:t>
+        <w:t>Кнопки на баннере: «Получить расчёт» (основная) / «Оставить заявку» (вторичная)</w:t>
       </w:r>
     </w:p>
     <w:p>
@@ -981,7 +979,7 @@
           <w:b/>
           <w:i w:val="0"/>
         </w:rPr>
-        <w:t>CTA-полоса после блока: «Опишите объект — предложим состав команды и ставку» + кнопка «Получить расчёт за 4 часа»</w:t>
+        <w:t>CTA-полоса после блока: «Опишите объект — предложим состав команды и ставку» + кнопка «Получить расчёт»</w:t>
       </w:r>
     </w:p>
     <w:p>
@@ -1220,7 +1218,7 @@
           <w:b w:val="0"/>
           <w:i w:val="0"/>
         </w:rPr>
-        <w:t>Оставьте заявку — рассчитаем стоимость и предложим решение под ваш объект в течение 4 часов.</w:t>
+        <w:t>Оставьте заявку — рассчитаем стоимость и предложим решение под ваш объект.</w:t>
       </w:r>
     </w:p>
     <w:p>
@@ -1293,8 +1291,7 @@
           <w:color w:val="666666"/>
           <w:sz w:val="20"/>
         </w:rPr>
-        <w:t>Курьеры, водители, экспедиторы для сервисов доставки и e-commerce. Оформление, быстрые замены. Расчёт за 4 часа.</w:t>
-        <w:br/>
+        <w:t>Курьеры, водители, экспедиторы для сервисов доставки и e-commerce. Оформление, быстрые замены.</w:t>
       </w:r>
     </w:p>
     <w:p>
@@ -1328,7 +1325,7 @@
           <w:b/>
           <w:i w:val="0"/>
         </w:rPr>
-        <w:t>Кнопки на баннере: «Получить расчёт за 4 часа» (основная) / «Оставить заявку» (вторичная)</w:t>
+        <w:t>Кнопки на баннере: «Получить расчёт» (основная) / «Оставить заявку» (вторичная)</w:t>
       </w:r>
     </w:p>
     <w:p>
@@ -1428,7 +1425,7 @@
           <w:b/>
           <w:i w:val="0"/>
         </w:rPr>
-        <w:t>CTA-полоса после блока: «Опишите объект — предложим состав команды и ставку» + кнопка «Получить расчёт за 4 часа»</w:t>
+        <w:t>CTA-полоса после блока: «Опишите объект — предложим состав команды и ставку» + кнопка «Получить расчёт»</w:t>
       </w:r>
     </w:p>
     <w:p>
@@ -1667,7 +1664,7 @@
           <w:b w:val="0"/>
           <w:i w:val="0"/>
         </w:rPr>
-        <w:t>Оставьте заявку — рассчитаем стоимость и предложим решение под ваш объект в течение 4 часов.</w:t>
+        <w:t>Оставьте заявку — рассчитаем стоимость и предложим решение под ваш объект.</w:t>
       </w:r>
     </w:p>
     <w:p>
@@ -1740,8 +1737,7 @@
           <w:color w:val="666666"/>
           <w:sz w:val="20"/>
         </w:rPr>
-        <w:t>Повара, официанты, бариста для сетей HoReCa. Медкнижки, договоры по ТК РФ, замены. Расчёт за 4 часа.</w:t>
-        <w:br/>
+        <w:t>Повара, официанты, бариста для сетей HoReCa. Медкнижки, договоры по ТК РФ, замены.</w:t>
       </w:r>
     </w:p>
     <w:p>
@@ -1775,7 +1771,7 @@
           <w:b/>
           <w:i w:val="0"/>
         </w:rPr>
-        <w:t>Кнопки на баннере: «Получить расчёт за 4 часа» (основная) / «Оставить заявку» (вторичная)</w:t>
+        <w:t>Кнопки на баннере: «Получить расчёт» (основная) / «Оставить заявку» (вторичная)</w:t>
       </w:r>
     </w:p>
     <w:p>
@@ -1866,7 +1862,7 @@
           <w:b/>
           <w:i w:val="0"/>
         </w:rPr>
-        <w:t>CTA-полоса после блока: «Опишите объект — предложим состав команды и ставку» + кнопка «Получить расчёт за 4 часа»</w:t>
+        <w:t>CTA-полоса после блока: «Опишите объект — предложим состав команды и ставку» + кнопка «Получить расчёт»</w:t>
       </w:r>
     </w:p>
     <w:p>
@@ -2105,7 +2101,7 @@
           <w:b w:val="0"/>
           <w:i w:val="0"/>
         </w:rPr>
-        <w:t>Оставьте заявку — рассчитаем стоимость и предложим решение под ваш объект в течение 4 часов.</w:t>
+        <w:t>Оставьте заявку — рассчитаем стоимость и предложим решение под ваш объект.</w:t>
       </w:r>
     </w:p>
     <w:p>
@@ -2178,8 +2174,7 @@
           <w:color w:val="666666"/>
           <w:sz w:val="20"/>
         </w:rPr>
-        <w:t>Операторы, сборщики, контролёры качества для производств. Вахта, жильё, медкнижки. Расчёт за 4 часа.</w:t>
-        <w:br/>
+        <w:t>Операторы, сборщики, контролёры качества для производств. Вахта, жильё, медкнижки.</w:t>
       </w:r>
     </w:p>
     <w:p>
@@ -2213,7 +2208,7 @@
           <w:b/>
           <w:i w:val="0"/>
         </w:rPr>
-        <w:t>Кнопки на баннере: «Получить расчёт за 4 часа» (основная) / «Оставить заявку» (вторичная)</w:t>
+        <w:t>Кнопки на баннере: «Получить расчёт» (основная) / «Оставить заявку» (вторичная)</w:t>
       </w:r>
     </w:p>
     <w:p>
@@ -2320,7 +2315,7 @@
           <w:b/>
           <w:i w:val="0"/>
         </w:rPr>
-        <w:t>CTA-полоса после блока: «Опишите объект — предложим состав команды и ставку» + кнопка «Получить расчёт за 4 часа»</w:t>
+        <w:t>CTA-полоса после блока: «Опишите объект — предложим состав команды и ставку» + кнопка «Получить расчёт»</w:t>
       </w:r>
     </w:p>
     <w:p>
@@ -2559,7 +2554,7 @@
           <w:b w:val="0"/>
           <w:i w:val="0"/>
         </w:rPr>
-        <w:t>Оставьте заявку — рассчитаем стоимость и предложим решение под ваш объект в течение 4 часов.</w:t>
+        <w:t>Оставьте заявку — рассчитаем стоимость и предложим решение под ваш объект.</w:t>
       </w:r>
     </w:p>
     <w:p>
@@ -2632,8 +2627,7 @@
           <w:color w:val="666666"/>
           <w:sz w:val="20"/>
         </w:rPr>
-        <w:t>Продавцы, кассиры, мерчандайзеры для торговых сетей. Закрытие смен по всей РФ. Расчёт за 4 часа.</w:t>
-        <w:br/>
+        <w:t>Продавцы, кассиры, мерчандайзеры для торговых сетей. Закрытие смен по всей РФ.</w:t>
       </w:r>
     </w:p>
     <w:p>
@@ -2667,7 +2661,7 @@
           <w:b/>
           <w:i w:val="0"/>
         </w:rPr>
-        <w:t>Кнопки на баннере: «Получить расчёт за 4 часа» (основная) / «Оставить заявку» (вторичная)</w:t>
+        <w:t>Кнопки на баннере: «Получить расчёт» (основная) / «Оставить заявку» (вторичная)</w:t>
       </w:r>
     </w:p>
     <w:p>
@@ -2766,7 +2760,7 @@
           <w:b/>
           <w:i w:val="0"/>
         </w:rPr>
-        <w:t>CTA-полоса после блока: «Опишите объект — предложим состав команды и ставку» + кнопка «Получить расчёт за 4 часа»</w:t>
+        <w:t>CTA-полоса после блока: «Опишите объект — предложим состав команды и ставку» + кнопка «Получить расчёт»</w:t>
       </w:r>
     </w:p>
     <w:p>
@@ -3005,7 +2999,7 @@
           <w:b w:val="0"/>
           <w:i w:val="0"/>
         </w:rPr>
-        <w:t>Оставьте заявку — рассчитаем стоимость и предложим решение под ваш объект в течение 4 часов.</w:t>
+        <w:t>Оставьте заявку — рассчитаем стоимость и предложим решение под ваш объект.</w:t>
       </w:r>
     </w:p>
     <w:p>
@@ -3078,8 +3072,7 @@
           <w:color w:val="666666"/>
           <w:sz w:val="20"/>
         </w:rPr>
-        <w:t>Клининговый персонал для офисов, ТЦ и складов. Техника и расходники — наши. Расчёт за 4 часа.</w:t>
-        <w:br/>
+        <w:t>Клининговый персонал для офисов, ТЦ и складов. Техника и расходники — наши.</w:t>
       </w:r>
     </w:p>
     <w:p>
@@ -3113,7 +3106,7 @@
           <w:b/>
           <w:i w:val="0"/>
         </w:rPr>
-        <w:t>Кнопки на баннере: «Получить расчёт за 4 часа» (основная) / «Оставить заявку» (вторичная)</w:t>
+        <w:t>Кнопки на баннере: «Получить расчёт» (основная) / «Оставить заявку» (вторичная)</w:t>
       </w:r>
     </w:p>
     <w:p>
@@ -3229,7 +3222,7 @@
           <w:b/>
           <w:i w:val="0"/>
         </w:rPr>
-        <w:t>CTA-полоса после блока: «Опишите объект — предложим состав команды и ставку» + кнопка «Получить расчёт за 4 часа»</w:t>
+        <w:t>CTA-полоса после блока: «Опишите объект — предложим состав команды и ставку» + кнопка «Получить расчёт»</w:t>
       </w:r>
     </w:p>
     <w:p>
@@ -3468,7 +3461,7 @@
           <w:b w:val="0"/>
           <w:i w:val="0"/>
         </w:rPr>
-        <w:t>Оставьте заявку — рассчитаем стоимость и предложим решение под ваш объект в течение 4 часов.</w:t>
+        <w:t>Оставьте заявку — рассчитаем стоимость и предложим решение под ваш объект.</w:t>
       </w:r>
     </w:p>
     <w:p>
@@ -3516,7 +3509,7 @@
         <w:pStyle w:val="ListBullet"/>
       </w:pPr>
       <w:r>
-        <w:t>Title подстраниц — до 70 знаков; в Description везде включён оффер «Расчёт за 4 часа».</w:t>
+        <w:t>Title подстраниц — до 70 знаков; в Description везде включён оффер «».</w:t>
       </w:r>
     </w:p>
     <w:p>
